--- a/docs/sop/word/SOP - QA - Reports and Hours.docx
+++ b/docs/sop/word/SOP - QA - Reports and Hours.docx
@@ -71,7 +71,7 @@
           </w:tcPr>
           <w:p>
             <w:r>
-              <w:t>QA</w:t>
+              <w:t>QA, Assistant Team Leader</w:t>
             </w:r>
           </w:p>
         </w:tc>

--- a/docs/sop/word/SOP - QA - Reports and Hours.docx
+++ b/docs/sop/word/SOP - QA - Reports and Hours.docx
@@ -473,7 +473,7 @@
           </w:tcPr>
           <w:p>
             <w:r>
-              <w:t>Audit Report</w:t>
+              <w:t>Analytics &gt; Audit Report</w:t>
             </w:r>
           </w:p>
         </w:tc>
@@ -483,7 +483,7 @@
           </w:tcPr>
           <w:p>
             <w:r>
-              <w:t>Audits managers did on your QC (audit score vs your score).</w:t>
+              <w:t>Audits managers did on your QC, only your own (audit score vs your score).</w:t>
             </w:r>
           </w:p>
         </w:tc>

--- a/docs/sop/word/SOP - QA - Reports and Hours.docx
+++ b/docs/sop/word/SOP - QA - Reports and Hours.docx
@@ -539,6 +539,28 @@
           </w:tcPr>
           <w:p>
             <w:r>
+              <w:t>Projects</w:t>
+            </w:r>
+          </w:p>
+        </w:tc>
+        <w:tc>
+          <w:tcPr>
+            <w:tcW w:type="dxa" w:w="4968"/>
+          </w:tcPr>
+          <w:p>
+            <w:r>
+              <w:t>View only: your projects (where you are in the team or the Project QA) with SOP links, project files and tasks (target, QC %, important columns, sample file).</w:t>
+            </w:r>
+          </w:p>
+        </w:tc>
+      </w:tr>
+      <w:tr>
+        <w:tc>
+          <w:tcPr>
+            <w:tcW w:type="dxa" w:w="4968"/>
+          </w:tcPr>
+          <w:p>
+            <w:r>
               <w:t>SOPs</w:t>
             </w:r>
           </w:p>

--- a/docs/sop/word/SOP - QA - Reports and Hours.docx
+++ b/docs/sop/word/SOP - QA - Reports and Hours.docx
@@ -549,7 +549,7 @@
           </w:tcPr>
           <w:p>
             <w:r>
-              <w:t>View only: your projects (where you are in the team or the Project QA) with SOP links, project files and tasks (target, QC %, important columns, sample file).</w:t>
+              <w:t>View only: your projects (where you are in the team or the Project QA) with SOP links, project files and tasks (target, QC target, QC %, important columns, sample file).</w:t>
             </w:r>
           </w:p>
         </w:tc>
